--- a/index.docx
+++ b/index.docx
@@ -31,7 +31,7 @@
         <w:pStyle w:val="Date"/>
       </w:pPr>
       <w:r>
-        <w:t xml:space="preserve">2025-01-30</w:t>
+        <w:t xml:space="preserve">2025-01-31</w:t>
       </w:r>
     </w:p>
     <w:p>

--- a/index.docx
+++ b/index.docx
@@ -176,6 +176,8 @@
         <w:r>
           <w:rPr>
             <w:rStyle w:val="Hyperlink"/>
+            <w:b/>
+            <w:bCs/>
           </w:rPr>
           <w:t xml:space="preserve">Hiroshi Nagai</w:t>
         </w:r>

--- a/index.docx
+++ b/index.docx
@@ -269,6 +269,47 @@
           <w:bCs/>
         </w:rPr>
         <w:t xml:space="preserve">References</w:t>
+      </w:r>
+    </w:p>
+    <w:p>
+      <w:pPr>
+        <w:pStyle w:val="BodyText"/>
+      </w:pPr>
+      <w:r>
+        <w:t xml:space="preserve">Christian Fennesz,</w:t>
+      </w:r>
+      <w:r>
+        <w:t xml:space="preserve"> </w:t>
+      </w:r>
+      <w:r>
+        <w:t xml:space="preserve">“</w:t>
+      </w:r>
+      <w:hyperlink r:id="rId26">
+        <w:r>
+          <w:rPr>
+            <w:rStyle w:val="Hyperlink"/>
+          </w:rPr>
+          <w:t xml:space="preserve">Caecilia</w:t>
+        </w:r>
+      </w:hyperlink>
+      <w:r>
+        <w:t xml:space="preserve">”</w:t>
+      </w:r>
+      <w:r>
+        <w:t xml:space="preserve"> </w:t>
+      </w:r>
+      <w:r>
+        <w:t xml:space="preserve">(</w:t>
+      </w:r>
+      <w:r>
+        <w:rPr>
+          <w:b/>
+          <w:bCs/>
+        </w:rPr>
+        <w:t xml:space="preserve">Endless Summer</w:t>
+      </w:r>
+      <w:r>
+        <w:t xml:space="preserve">, Austria, MEGO 035 / Touch Music, 2001).</w:t>
       </w:r>
     </w:p>
     <w:p>
